--- a/вкр/Исправленный текст выступления.docx
+++ b/вкр/Исправленный текст выступления.docx
@@ -129,39 +129,7 @@
           <w:sz w:val="28"/>
           <w:szCs w:val="28"/>
         </w:rPr>
-        <w:t xml:space="preserve"> </w:t>
-      </w:r>
-      <w:proofErr w:type="spellStart"/>
-      <w:r>
-        <w:rPr>
-          <w:sz w:val="28"/>
-          <w:szCs w:val="28"/>
-        </w:rPr>
-        <w:t>Актуальность</w:t>
-      </w:r>
-      <w:proofErr w:type="spellEnd"/>
-      <w:r>
-        <w:rPr>
-          <w:sz w:val="28"/>
-          <w:szCs w:val="28"/>
-        </w:rPr>
-        <w:t xml:space="preserve"> темы обусловлена несколькими факторами. Во-первых, в современных HR-процессах всё большее значение приобретает эмоциональный интеллект и объективная оценка состояния сотрудников. Традиционные методы, такие как анкетирование или субъективное мнение рекрутера, не дают точной и оперативной картины. Во-вторых, бурное развитие технологий ИИ позволяет автоматизировать этот анализ. И, наконец, критически важным аспектом является соответствие требованиям ФЗ-152. Использование зарубежных </w:t>
-      </w:r>
-      <w:proofErr w:type="spellStart"/>
-      <w:r>
-        <w:rPr>
-          <w:sz w:val="28"/>
-          <w:szCs w:val="28"/>
-        </w:rPr>
-        <w:t>SaaS</w:t>
-      </w:r>
-      <w:proofErr w:type="spellEnd"/>
-      <w:r>
-        <w:rPr>
-          <w:sz w:val="28"/>
-          <w:szCs w:val="28"/>
-        </w:rPr>
-        <w:t>-решений несёт риски утечки персональных данных, поэтому разработка отечественной системы с локальной обработкой данных является востребованной задачей.</w:t>
+        <w:t xml:space="preserve"> Актуальность темы обусловлена несколькими факторами. Во-первых, в современных HR-процессах всё большее значение приобретает эмоциональный интеллект и объективная оценка состояния сотрудников. Традиционные методы, такие как анкетирование или субъективное мнение рекрутера, не дают точной и оперативной картины. Во-вторых, бурное развитие технологий ИИ позволяет автоматизировать этот анализ. И, наконец, критически важным аспектом является соответствие требованиям ФЗ-152. Использование зарубежных SaaS-решений несёт риски утечки персональных данных, поэтому разработка отечественной системы с локальной обработкой данных является востребованной задачей.</w:t>
       </w:r>
     </w:p>
     <w:p>
@@ -195,71 +163,7 @@
           <w:sz w:val="28"/>
           <w:szCs w:val="28"/>
         </w:rPr>
-        <w:t xml:space="preserve"> На рынке существуют известные аналоги, такие как </w:t>
-      </w:r>
-      <w:proofErr w:type="spellStart"/>
-      <w:r>
-        <w:rPr>
-          <w:sz w:val="28"/>
-          <w:szCs w:val="28"/>
-        </w:rPr>
-        <w:t>Affectiva</w:t>
-      </w:r>
-      <w:proofErr w:type="spellEnd"/>
-      <w:r>
-        <w:rPr>
-          <w:sz w:val="28"/>
-          <w:szCs w:val="28"/>
-        </w:rPr>
-        <w:t xml:space="preserve">, </w:t>
-      </w:r>
-      <w:proofErr w:type="spellStart"/>
-      <w:r>
-        <w:rPr>
-          <w:sz w:val="28"/>
-          <w:szCs w:val="28"/>
-        </w:rPr>
-        <w:t>Beyond</w:t>
-      </w:r>
-      <w:proofErr w:type="spellEnd"/>
-      <w:r>
-        <w:rPr>
-          <w:sz w:val="28"/>
-          <w:szCs w:val="28"/>
-        </w:rPr>
-        <w:t xml:space="preserve"> </w:t>
-      </w:r>
-      <w:proofErr w:type="spellStart"/>
-      <w:r>
-        <w:rPr>
-          <w:sz w:val="28"/>
-          <w:szCs w:val="28"/>
-        </w:rPr>
-        <w:t>Verbal</w:t>
-      </w:r>
-      <w:proofErr w:type="spellEnd"/>
-      <w:r>
-        <w:rPr>
-          <w:sz w:val="28"/>
-          <w:szCs w:val="28"/>
-        </w:rPr>
-        <w:t xml:space="preserve"> и </w:t>
-      </w:r>
-      <w:proofErr w:type="spellStart"/>
-      <w:r>
-        <w:rPr>
-          <w:sz w:val="28"/>
-          <w:szCs w:val="28"/>
-        </w:rPr>
-        <w:t>Emotient</w:t>
-      </w:r>
-      <w:proofErr w:type="spellEnd"/>
-      <w:r>
-        <w:rPr>
-          <w:sz w:val="28"/>
-          <w:szCs w:val="28"/>
-        </w:rPr>
-        <w:t xml:space="preserve">. Однако они имеют ряд существенных недостатков. </w:t>
+        <w:t xml:space="preserve"> На рынке существуют известные аналоги, такие как Affectiva, Beyond Verbal и Emotient. Однако они имеют ряд существенных недостатков. </w:t>
       </w:r>
       <w:r>
         <w:rPr>
@@ -391,23 +295,7 @@
           <w:szCs w:val="28"/>
         </w:rPr>
         <w:lastRenderedPageBreak/>
-        <w:t xml:space="preserve">Блок A1 отвечает за проведение сессии и первичный захват </w:t>
-      </w:r>
-      <w:proofErr w:type="spellStart"/>
-      <w:r>
-        <w:rPr>
-          <w:sz w:val="28"/>
-          <w:szCs w:val="28"/>
-        </w:rPr>
-        <w:t>медиапотоков</w:t>
-      </w:r>
-      <w:proofErr w:type="spellEnd"/>
-      <w:r>
-        <w:rPr>
-          <w:sz w:val="28"/>
-          <w:szCs w:val="28"/>
-        </w:rPr>
-        <w:t>. Блок A2 выполняет предобработку данных: нормализацию кадров и извлечение акустических признаков. Блок A3 — это ядро системы, где происходит непосредственный анализ данных нейросетевыми моделями. И блок A4 отвечает за интерпретацию результатов, их агрегацию и формирование итогового отчёта.</w:t>
+        <w:t>Блок A1 отвечает за проведение сессии и первичный захват медиапотоков. Блок A2 выполняет предобработку данных: нормализацию кадров и извлечение акустических признаков. Блок A3 — это ядро системы, где происходит непосредственный анализ данных нейросетевыми моделями. И блок A4 отвечает за интерпретацию результатов, их агрегацию и формирование итогового отчёта.</w:t>
       </w:r>
     </w:p>
     <w:p>
@@ -457,39 +345,7 @@
           <w:sz w:val="28"/>
           <w:szCs w:val="28"/>
         </w:rPr>
-        <w:t xml:space="preserve"> хранения данных спроектирована реляционная база данных на </w:t>
-      </w:r>
-      <w:proofErr w:type="spellStart"/>
-      <w:r>
-        <w:rPr>
-          <w:sz w:val="28"/>
-          <w:szCs w:val="28"/>
-        </w:rPr>
-        <w:t>PostgreSQL</w:t>
-      </w:r>
-      <w:proofErr w:type="spellEnd"/>
-      <w:r>
-        <w:rPr>
-          <w:sz w:val="28"/>
-          <w:szCs w:val="28"/>
-        </w:rPr>
-        <w:t xml:space="preserve">. На слайдах представлены ER-диаграмма и логическая модель. Ключевые сущности: пользователи, сессии, участники и события аналитики. Особенностью модели является использование типа JSONB для хранения разнородных сырых данных от ИИ-моделей (координаты лиц, вероятности эмоций, текстовые </w:t>
-      </w:r>
-      <w:proofErr w:type="spellStart"/>
-      <w:r>
-        <w:rPr>
-          <w:sz w:val="28"/>
-          <w:szCs w:val="28"/>
-        </w:rPr>
-        <w:t>сниппеты</w:t>
-      </w:r>
-      <w:proofErr w:type="spellEnd"/>
-      <w:r>
-        <w:rPr>
-          <w:sz w:val="28"/>
-          <w:szCs w:val="28"/>
-        </w:rPr>
-        <w:t>). Это позволяет гибко масштабировать аналитику без необходимости изменения схемы базы данных при обновлении моделей ИИ.</w:t>
+        <w:t xml:space="preserve"> хранения данных спроектирована реляционная база данных на PostgreSQL. На слайдах представлены ER-диаграмма и логическая модель. Ключевые сущности: пользователи, сессии, участники и события аналитики. Особенностью модели является использование типа JSONB для хранения разнородных сырых данных от ИИ-моделей (координаты лиц, вероятности эмоций, текстовые сниппеты). Это позволяет гибко масштабировать аналитику без необходимости изменения схемы базы данных при обновлении моделей ИИ.</w:t>
       </w:r>
     </w:p>
     <w:p>
@@ -546,87 +402,7 @@
           <w:sz w:val="28"/>
           <w:szCs w:val="28"/>
         </w:rPr>
-        <w:t xml:space="preserve">Для клиентской части рассматривались </w:t>
-      </w:r>
-      <w:proofErr w:type="spellStart"/>
-      <w:r>
-        <w:rPr>
-          <w:sz w:val="28"/>
-          <w:szCs w:val="28"/>
-        </w:rPr>
-        <w:t>React</w:t>
-      </w:r>
-      <w:proofErr w:type="spellEnd"/>
-      <w:r>
-        <w:rPr>
-          <w:sz w:val="28"/>
-          <w:szCs w:val="28"/>
-        </w:rPr>
-        <w:t xml:space="preserve">, </w:t>
-      </w:r>
-      <w:proofErr w:type="spellStart"/>
-      <w:r>
-        <w:rPr>
-          <w:sz w:val="28"/>
-          <w:szCs w:val="28"/>
-        </w:rPr>
-        <w:t>Angular</w:t>
-      </w:r>
-      <w:proofErr w:type="spellEnd"/>
-      <w:r>
-        <w:rPr>
-          <w:sz w:val="28"/>
-          <w:szCs w:val="28"/>
-        </w:rPr>
-        <w:t xml:space="preserve"> и Vue.js. Выбор был сделан в пользу </w:t>
-      </w:r>
-      <w:proofErr w:type="spellStart"/>
-      <w:r>
-        <w:rPr>
-          <w:sz w:val="28"/>
-          <w:szCs w:val="28"/>
-        </w:rPr>
-        <w:t>React</w:t>
-      </w:r>
-      <w:proofErr w:type="spellEnd"/>
-      <w:r>
-        <w:rPr>
-          <w:sz w:val="28"/>
-          <w:szCs w:val="28"/>
-        </w:rPr>
-        <w:t xml:space="preserve"> совместно с </w:t>
-      </w:r>
-      <w:proofErr w:type="spellStart"/>
-      <w:r>
-        <w:rPr>
-          <w:sz w:val="28"/>
-          <w:szCs w:val="28"/>
-        </w:rPr>
-        <w:t>TypeScript</w:t>
-      </w:r>
-      <w:proofErr w:type="spellEnd"/>
-      <w:r>
-        <w:rPr>
-          <w:sz w:val="28"/>
-          <w:szCs w:val="28"/>
-        </w:rPr>
-        <w:t xml:space="preserve"> и </w:t>
-      </w:r>
-      <w:proofErr w:type="spellStart"/>
-      <w:r>
-        <w:rPr>
-          <w:sz w:val="28"/>
-          <w:szCs w:val="28"/>
-        </w:rPr>
-        <w:t>Vite</w:t>
-      </w:r>
-      <w:proofErr w:type="spellEnd"/>
-      <w:r>
-        <w:rPr>
-          <w:sz w:val="28"/>
-          <w:szCs w:val="28"/>
-        </w:rPr>
-        <w:t xml:space="preserve">, </w:t>
+        <w:t xml:space="preserve">Для клиентской части рассматривались React, Angular и Vue.js. Выбор был сделан в пользу React совместно с TypeScript и Vite, </w:t>
       </w:r>
       <w:r>
         <w:rPr>
@@ -634,431 +410,55 @@
           <w:szCs w:val="28"/>
         </w:rPr>
         <w:lastRenderedPageBreak/>
-        <w:t xml:space="preserve">поскольку </w:t>
-      </w:r>
-      <w:proofErr w:type="spellStart"/>
-      <w:r>
-        <w:rPr>
-          <w:sz w:val="28"/>
-          <w:szCs w:val="28"/>
-        </w:rPr>
-        <w:t>React</w:t>
-      </w:r>
-      <w:proofErr w:type="spellEnd"/>
-      <w:r>
-        <w:rPr>
-          <w:sz w:val="28"/>
-          <w:szCs w:val="28"/>
-        </w:rPr>
-        <w:t xml:space="preserve"> обладает развитой экосистемой, поддерживает компонентный подход к разработке, </w:t>
-      </w:r>
-      <w:proofErr w:type="spellStart"/>
-      <w:r>
-        <w:rPr>
-          <w:sz w:val="28"/>
-          <w:szCs w:val="28"/>
-        </w:rPr>
-        <w:t>TypeScript</w:t>
-      </w:r>
-      <w:proofErr w:type="spellEnd"/>
-      <w:r>
-        <w:rPr>
-          <w:sz w:val="28"/>
-          <w:szCs w:val="28"/>
-        </w:rPr>
-        <w:t xml:space="preserve"> обеспечивает строгую типизацию, а </w:t>
-      </w:r>
-      <w:proofErr w:type="spellStart"/>
-      <w:r>
-        <w:rPr>
-          <w:sz w:val="28"/>
-          <w:szCs w:val="28"/>
-        </w:rPr>
-        <w:t>Vite</w:t>
-      </w:r>
-      <w:proofErr w:type="spellEnd"/>
-      <w:r>
-        <w:rPr>
-          <w:sz w:val="28"/>
-          <w:szCs w:val="28"/>
-        </w:rPr>
-        <w:t xml:space="preserve"> позволяет ускорить процесс сборки и отладки приложения.</w:t>
-      </w:r>
-    </w:p>
-    <w:p>
-      <w:pPr>
-        <w:spacing w:before="0" w:after="0" w:line="240" w:lineRule="auto"/>
-        <w:rPr>
-          <w:sz w:val="28"/>
-          <w:szCs w:val="28"/>
-        </w:rPr>
-      </w:pPr>
-      <w:r>
-        <w:rPr>
-          <w:sz w:val="28"/>
-          <w:szCs w:val="28"/>
-        </w:rPr>
-        <w:t xml:space="preserve">Для серверной части анализировались Node.js, Go и </w:t>
-      </w:r>
-      <w:proofErr w:type="spellStart"/>
-      <w:r>
-        <w:rPr>
-          <w:sz w:val="28"/>
-          <w:szCs w:val="28"/>
-        </w:rPr>
-        <w:t>Rust</w:t>
-      </w:r>
-      <w:proofErr w:type="spellEnd"/>
-      <w:r>
-        <w:rPr>
-          <w:sz w:val="28"/>
-          <w:szCs w:val="28"/>
-        </w:rPr>
-        <w:t xml:space="preserve">. В результате был выбран язык Go с использованием фреймворка </w:t>
-      </w:r>
-      <w:proofErr w:type="spellStart"/>
-      <w:r>
-        <w:rPr>
-          <w:sz w:val="28"/>
-          <w:szCs w:val="28"/>
-        </w:rPr>
-        <w:t>Gin</w:t>
-      </w:r>
-      <w:proofErr w:type="spellEnd"/>
-      <w:r>
-        <w:rPr>
-          <w:sz w:val="28"/>
-          <w:szCs w:val="28"/>
-        </w:rPr>
-        <w:t>. Основными причинами стали высокая производительность, эффективная работа с большим количеством конкурентных соединений и удобство развёртывания приложения в виде единого исполняемого файла.</w:t>
-      </w:r>
-    </w:p>
-    <w:p>
-      <w:pPr>
-        <w:spacing w:before="0" w:after="0" w:line="240" w:lineRule="auto"/>
-        <w:rPr>
-          <w:sz w:val="28"/>
-          <w:szCs w:val="28"/>
-        </w:rPr>
-      </w:pPr>
-      <w:r>
-        <w:rPr>
-          <w:sz w:val="28"/>
-          <w:szCs w:val="28"/>
-        </w:rPr>
-        <w:t xml:space="preserve">Для реализации модулей искусственного интеллекта использовался Python как основной язык разработки систем машинного обучения. В работе применялись библиотеки </w:t>
-      </w:r>
-      <w:proofErr w:type="spellStart"/>
-      <w:r>
-        <w:rPr>
-          <w:sz w:val="28"/>
-          <w:szCs w:val="28"/>
-        </w:rPr>
-        <w:t>OpenCV</w:t>
-      </w:r>
-      <w:proofErr w:type="spellEnd"/>
-      <w:r>
-        <w:rPr>
-          <w:sz w:val="28"/>
-          <w:szCs w:val="28"/>
-        </w:rPr>
-        <w:t xml:space="preserve"> для обработки изображений и </w:t>
-      </w:r>
-      <w:proofErr w:type="spellStart"/>
-      <w:r>
-        <w:rPr>
-          <w:sz w:val="28"/>
-          <w:szCs w:val="28"/>
-        </w:rPr>
-        <w:t>FastAPI</w:t>
-      </w:r>
-      <w:proofErr w:type="spellEnd"/>
-      <w:r>
-        <w:rPr>
-          <w:sz w:val="28"/>
-          <w:szCs w:val="28"/>
-        </w:rPr>
-        <w:t xml:space="preserve"> для организации взаимодействия между сервисами.</w:t>
-      </w:r>
-    </w:p>
-    <w:p>
-      <w:pPr>
-        <w:spacing w:before="0" w:after="0" w:line="240" w:lineRule="auto"/>
-        <w:rPr>
-          <w:sz w:val="28"/>
-          <w:szCs w:val="28"/>
-        </w:rPr>
-      </w:pPr>
-      <w:r>
-        <w:rPr>
-          <w:sz w:val="28"/>
-          <w:szCs w:val="28"/>
-        </w:rPr>
-        <w:t xml:space="preserve">В качестве системы управления базами данных рассматривались </w:t>
-      </w:r>
-      <w:proofErr w:type="spellStart"/>
-      <w:r>
-        <w:rPr>
-          <w:sz w:val="28"/>
-          <w:szCs w:val="28"/>
-        </w:rPr>
-        <w:t>PostgreSQL</w:t>
-      </w:r>
-      <w:proofErr w:type="spellEnd"/>
-      <w:r>
-        <w:rPr>
-          <w:sz w:val="28"/>
-          <w:szCs w:val="28"/>
-        </w:rPr>
-        <w:t xml:space="preserve">, </w:t>
-      </w:r>
-      <w:proofErr w:type="spellStart"/>
-      <w:r>
-        <w:rPr>
-          <w:sz w:val="28"/>
-          <w:szCs w:val="28"/>
-        </w:rPr>
-        <w:t>MongoDB</w:t>
-      </w:r>
-      <w:proofErr w:type="spellEnd"/>
-      <w:r>
-        <w:rPr>
-          <w:sz w:val="28"/>
-          <w:szCs w:val="28"/>
-        </w:rPr>
-        <w:t xml:space="preserve"> и MySQL. Выбор был сделан в пользу </w:t>
-      </w:r>
-      <w:proofErr w:type="spellStart"/>
-      <w:r>
-        <w:rPr>
-          <w:sz w:val="28"/>
-          <w:szCs w:val="28"/>
-        </w:rPr>
-        <w:t>PostgreSQL</w:t>
-      </w:r>
-      <w:proofErr w:type="spellEnd"/>
-      <w:r>
-        <w:rPr>
-          <w:sz w:val="28"/>
-          <w:szCs w:val="28"/>
-        </w:rPr>
-        <w:t xml:space="preserve"> благодаря поддержке JSONB и надёжным механизмам обеспечения целостности данных.</w:t>
-      </w:r>
-    </w:p>
-    <w:p>
-      <w:pPr>
-        <w:spacing w:before="0" w:after="0" w:line="240" w:lineRule="auto"/>
-        <w:rPr>
-          <w:sz w:val="28"/>
-          <w:szCs w:val="28"/>
-        </w:rPr>
-      </w:pPr>
-      <w:r>
-        <w:rPr>
-          <w:b/>
-          <w:bCs/>
-          <w:sz w:val="28"/>
-          <w:szCs w:val="28"/>
-        </w:rPr>
-        <w:t>Слайд 12: Обоснование выбора моделей ИИ</w:t>
-      </w:r>
-      <w:r>
-        <w:rPr>
-          <w:sz w:val="28"/>
-          <w:szCs w:val="28"/>
-        </w:rPr>
-        <w:t xml:space="preserve"> </w:t>
-      </w:r>
-      <w:r>
-        <w:rPr>
-          <w:sz w:val="28"/>
-          <w:szCs w:val="28"/>
-        </w:rPr>
-        <w:t>Теперь о выборе моделей искусственного интеллекта.</w:t>
-      </w:r>
-    </w:p>
-    <w:p>
-      <w:pPr>
-        <w:spacing w:before="0" w:after="0" w:line="240" w:lineRule="auto"/>
-        <w:rPr>
-          <w:sz w:val="28"/>
-          <w:szCs w:val="28"/>
-        </w:rPr>
-      </w:pPr>
-      <w:r>
-        <w:rPr>
-          <w:sz w:val="28"/>
-          <w:szCs w:val="28"/>
-        </w:rPr>
-        <w:t xml:space="preserve">Для детекции лиц рассматривались алгоритмы </w:t>
-      </w:r>
-      <w:proofErr w:type="spellStart"/>
-      <w:r>
-        <w:rPr>
-          <w:sz w:val="28"/>
-          <w:szCs w:val="28"/>
-        </w:rPr>
-        <w:t>Haar</w:t>
-      </w:r>
-      <w:proofErr w:type="spellEnd"/>
-      <w:r>
-        <w:rPr>
-          <w:sz w:val="28"/>
-          <w:szCs w:val="28"/>
-        </w:rPr>
-        <w:t xml:space="preserve"> </w:t>
-      </w:r>
-      <w:proofErr w:type="spellStart"/>
-      <w:r>
-        <w:rPr>
-          <w:sz w:val="28"/>
-          <w:szCs w:val="28"/>
-        </w:rPr>
-        <w:t>Cascades</w:t>
-      </w:r>
-      <w:proofErr w:type="spellEnd"/>
-      <w:r>
-        <w:rPr>
-          <w:sz w:val="28"/>
-          <w:szCs w:val="28"/>
-        </w:rPr>
-        <w:t xml:space="preserve">, MTCNN и </w:t>
-      </w:r>
-      <w:proofErr w:type="spellStart"/>
-      <w:r>
-        <w:rPr>
-          <w:sz w:val="28"/>
-          <w:szCs w:val="28"/>
-        </w:rPr>
-        <w:t>RetinaFace</w:t>
-      </w:r>
-      <w:proofErr w:type="spellEnd"/>
-      <w:r>
-        <w:rPr>
-          <w:sz w:val="28"/>
-          <w:szCs w:val="28"/>
-        </w:rPr>
-        <w:t>. В качестве основного решения была выбрана модель MTCNN, обеспечивающая устойчивую работу даже при частичных поворотах и перекрытиях лица.</w:t>
-      </w:r>
-    </w:p>
-    <w:p>
-      <w:pPr>
-        <w:spacing w:before="0" w:after="0" w:line="240" w:lineRule="auto"/>
-        <w:rPr>
-          <w:sz w:val="28"/>
-          <w:szCs w:val="28"/>
-        </w:rPr>
-      </w:pPr>
-      <w:r>
-        <w:rPr>
-          <w:sz w:val="28"/>
-          <w:szCs w:val="28"/>
-        </w:rPr>
-        <w:t xml:space="preserve">Для распознавания эмоций использовалась библиотека </w:t>
-      </w:r>
-      <w:proofErr w:type="spellStart"/>
-      <w:r>
-        <w:rPr>
-          <w:sz w:val="28"/>
-          <w:szCs w:val="28"/>
-        </w:rPr>
-        <w:t>DeepFace</w:t>
-      </w:r>
-      <w:proofErr w:type="spellEnd"/>
-      <w:r>
-        <w:rPr>
-          <w:sz w:val="28"/>
-          <w:szCs w:val="28"/>
-        </w:rPr>
-        <w:t xml:space="preserve"> с моделью VGG-Face, которая хорошо </w:t>
-      </w:r>
-      <w:r>
-        <w:rPr>
-          <w:sz w:val="28"/>
-          <w:szCs w:val="28"/>
-        </w:rPr>
-        <w:lastRenderedPageBreak/>
-        <w:t>зарекомендовала себя в задачах анализа лиц и предоставляет готовые механизмы классификации эмоциональных состояний.</w:t>
-      </w:r>
-    </w:p>
-    <w:p>
-      <w:pPr>
-        <w:spacing w:before="0" w:after="0" w:line="240" w:lineRule="auto"/>
-        <w:rPr>
-          <w:sz w:val="28"/>
-          <w:szCs w:val="28"/>
-        </w:rPr>
-      </w:pPr>
-      <w:r>
-        <w:rPr>
-          <w:sz w:val="28"/>
-          <w:szCs w:val="28"/>
-        </w:rPr>
-        <w:t xml:space="preserve">Для распознавания речи была выбрана модель </w:t>
-      </w:r>
-      <w:proofErr w:type="spellStart"/>
-      <w:r>
-        <w:rPr>
-          <w:sz w:val="28"/>
-          <w:szCs w:val="28"/>
-        </w:rPr>
-        <w:t>Whisper</w:t>
-      </w:r>
-      <w:proofErr w:type="spellEnd"/>
-      <w:r>
-        <w:rPr>
-          <w:sz w:val="28"/>
-          <w:szCs w:val="28"/>
-        </w:rPr>
-        <w:t xml:space="preserve">. Она поддерживает работу с различными языками и обеспечивает высокое качество </w:t>
-      </w:r>
-      <w:proofErr w:type="spellStart"/>
-      <w:r>
-        <w:rPr>
-          <w:sz w:val="28"/>
-          <w:szCs w:val="28"/>
-        </w:rPr>
-        <w:t>транскрибации</w:t>
-      </w:r>
-      <w:proofErr w:type="spellEnd"/>
-      <w:r>
-        <w:rPr>
-          <w:sz w:val="28"/>
-          <w:szCs w:val="28"/>
-        </w:rPr>
-        <w:t xml:space="preserve"> речи в реальном времени.</w:t>
-      </w:r>
-    </w:p>
-    <w:p>
-      <w:pPr>
-        <w:spacing w:before="0" w:after="0" w:line="240" w:lineRule="auto"/>
-        <w:rPr>
-          <w:sz w:val="28"/>
-          <w:szCs w:val="28"/>
-        </w:rPr>
-      </w:pPr>
-      <w:r>
-        <w:rPr>
-          <w:sz w:val="28"/>
-          <w:szCs w:val="28"/>
-        </w:rPr>
-        <w:t xml:space="preserve">Для анализа тональности текста применяется модель </w:t>
-      </w:r>
-      <w:proofErr w:type="spellStart"/>
-      <w:r>
-        <w:rPr>
-          <w:sz w:val="28"/>
-          <w:szCs w:val="28"/>
-        </w:rPr>
-        <w:t>DistilBERT</w:t>
-      </w:r>
-      <w:proofErr w:type="spellEnd"/>
-      <w:r>
-        <w:rPr>
-          <w:sz w:val="28"/>
-          <w:szCs w:val="28"/>
-        </w:rPr>
-        <w:t>, которая сочетает хорошее качество классификации и высокую скорость работы, что особенно важно для потоковой обработки данных.</w:t>
+        <w:t>поскольку React обладает развитой экосистемой, поддерживает компонентный подход к разработке, TypeScript обеспечивает строгую типизацию, а Vite позволяет ускорить процесс сборки и отладки приложения.</w:t>
+      </w:r>
+    </w:p>
+    <w:p>
+      <w:pPr>
+        <w:spacing w:before="0" w:after="0" w:line="240" w:lineRule="auto"/>
+        <w:rPr>
+          <w:sz w:val="28"/>
+          <w:szCs w:val="28"/>
+        </w:rPr>
+      </w:pPr>
+      <w:r>
+        <w:rPr>
+          <w:sz w:val="28"/>
+          <w:szCs w:val="28"/>
+        </w:rPr>
+        <w:t>Для серверной части анализировались Node.js, Go и Rust. В результате был выбран язык Go с использованием фреймворка Gin. Основными причинами стали высокая производительность, эффективная работа с большим количеством конкурентных соединений и удобство развёртывания приложения в виде единого исполняемого файла.</w:t>
+      </w:r>
+    </w:p>
+    <w:p>
+      <w:pPr>
+        <w:spacing w:before="0" w:after="0" w:line="240" w:lineRule="auto"/>
+        <w:rPr>
+          <w:sz w:val="28"/>
+          <w:szCs w:val="28"/>
+        </w:rPr>
+      </w:pPr>
+      <w:r>
+        <w:rPr>
+          <w:sz w:val="28"/>
+          <w:szCs w:val="28"/>
+        </w:rPr>
+        <w:t>Для реализации модулей искусственного интеллекта использовался Python как основной язык разработки систем машинного обучения. В работе применялись библиотеки OpenCV для обработки изображений и FastAPI для организации взаимодействия между сервисами.</w:t>
+      </w:r>
+    </w:p>
+    <w:p>
+      <w:pPr>
+        <w:spacing w:before="0" w:after="0" w:line="240" w:lineRule="auto"/>
+        <w:rPr>
+          <w:sz w:val="28"/>
+          <w:szCs w:val="28"/>
+        </w:rPr>
+      </w:pPr>
+      <w:r>
+        <w:rPr>
+          <w:sz w:val="28"/>
+          <w:szCs w:val="28"/>
+        </w:rPr>
+        <w:t>В качестве системы управления базами данных рассматривались PostgreSQL, MongoDB и MySQL. Выбор был сделан в пользу PostgreSQL благодаря поддержке JSONB и надёжным механизмам обеспечения целостности данных.</w:t>
       </w:r>
     </w:p>
     <w:p>
@@ -1099,40 +499,25 @@
           <w:sz w:val="28"/>
           <w:szCs w:val="28"/>
         </w:rPr>
-        <w:t xml:space="preserve"> Общий алгоритм работы системы выглядит следующим образом: после аутентификации и создания сессии запускаются три параллельных потока: обработка видеокадров, обработка </w:t>
-      </w:r>
-      <w:proofErr w:type="spellStart"/>
-      <w:r>
-        <w:rPr>
-          <w:sz w:val="28"/>
-          <w:szCs w:val="28"/>
-        </w:rPr>
-        <w:t>аудиочанков</w:t>
-      </w:r>
-      <w:proofErr w:type="spellEnd"/>
-      <w:r>
-        <w:rPr>
-          <w:sz w:val="28"/>
-          <w:szCs w:val="28"/>
-        </w:rPr>
-        <w:t xml:space="preserve"> и приём сообщений чата. Все события сохраняются в БД и транслируются в интерфейс в реальном времени. При завершении сессии генерируется итоговый отчёт.</w:t>
-      </w:r>
-    </w:p>
-    <w:p>
-      <w:pPr>
-        <w:spacing w:before="0" w:after="0" w:line="240" w:lineRule="auto"/>
-        <w:rPr>
-          <w:sz w:val="28"/>
-          <w:szCs w:val="28"/>
-        </w:rPr>
-      </w:pPr>
-      <w:r>
-        <w:rPr>
-          <w:b/>
-          <w:bCs/>
-          <w:sz w:val="28"/>
-          <w:szCs w:val="28"/>
-        </w:rPr>
+        <w:t xml:space="preserve"> Общий алгоритм работы системы выглядит следующим образом: после аутентификации и создания сессии запускаются три параллельных потока: обработка видеокадров, обработка аудиочанков и приём сообщений чата. Все события сохраняются в БД и транслируются в интерфейс в реальном времени. При завершении сессии генерируется итоговый отчёт.</w:t>
+      </w:r>
+    </w:p>
+    <w:p>
+      <w:pPr>
+        <w:spacing w:before="0" w:after="0" w:line="240" w:lineRule="auto"/>
+        <w:rPr>
+          <w:sz w:val="28"/>
+          <w:szCs w:val="28"/>
+        </w:rPr>
+      </w:pPr>
+      <w:r>
+        <w:rPr>
+          <w:b/>
+          <w:bCs/>
+          <w:sz w:val="28"/>
+          <w:szCs w:val="28"/>
+        </w:rPr>
+        <w:lastRenderedPageBreak/>
         <w:t>Слайд 14: Информационное обеспечение</w:t>
       </w:r>
       <w:r>
@@ -1140,23 +525,7 @@
           <w:sz w:val="28"/>
           <w:szCs w:val="28"/>
         </w:rPr>
-        <w:t xml:space="preserve"> Информационным обеспечением системы выступают обученные модели и конфигурации. Входными данными являются видеопоток с веб-камеры (640×480, 15-30 кадров/с) и аудиопоток с микрофона (16 кГц, моно). Данные обрабатываются в изолированных AI-шлюзах и сохраняются в </w:t>
-      </w:r>
-      <w:proofErr w:type="spellStart"/>
-      <w:r>
-        <w:rPr>
-          <w:sz w:val="28"/>
-          <w:szCs w:val="28"/>
-        </w:rPr>
-        <w:t>PostgreSQL</w:t>
-      </w:r>
-      <w:proofErr w:type="spellEnd"/>
-      <w:r>
-        <w:rPr>
-          <w:sz w:val="28"/>
-          <w:szCs w:val="28"/>
-        </w:rPr>
-        <w:t xml:space="preserve"> с использованием формата JSONB.</w:t>
+        <w:t xml:space="preserve"> Информационным обеспечением системы выступают обученные модели и конфигурации. Входными данными являются видеопоток с веб-камеры (640×480, 15-30 кадров/с) и аудиопоток с микрофона (16 кГц, моно). Данные обрабатываются в изолированных AI-шлюзах и сохраняются в PostgreSQL с использованием формата JSONB.</w:t>
       </w:r>
     </w:p>
     <w:p>
@@ -1197,255 +566,145 @@
           <w:sz w:val="28"/>
           <w:szCs w:val="28"/>
         </w:rPr>
-        <w:t xml:space="preserve">Модуль компьютерного зрения использует MTCNN для детекции лиц и библиотеку </w:t>
-      </w:r>
-      <w:proofErr w:type="spellStart"/>
-      <w:r>
-        <w:rPr>
-          <w:sz w:val="28"/>
-          <w:szCs w:val="28"/>
-        </w:rPr>
-        <w:t>DeepFace</w:t>
-      </w:r>
-      <w:proofErr w:type="spellEnd"/>
-      <w:r>
-        <w:rPr>
-          <w:sz w:val="28"/>
-          <w:szCs w:val="28"/>
-        </w:rPr>
-        <w:t xml:space="preserve"> на базе VGG-Face для классификации эмоциональных состояний.</w:t>
-      </w:r>
-    </w:p>
-    <w:p>
-      <w:pPr>
-        <w:spacing w:before="0" w:after="0" w:line="240" w:lineRule="auto"/>
-        <w:rPr>
-          <w:sz w:val="28"/>
-          <w:szCs w:val="28"/>
-        </w:rPr>
-      </w:pPr>
+        <w:t>Модуль компьютерного зрения использует MTCNN для детекции лиц и библиотеку DeepFace на базе VGG-Face для классификации эмоциональных состояний.</w:t>
+      </w:r>
+    </w:p>
+    <w:p>
+      <w:pPr>
+        <w:spacing w:before="0" w:after="0" w:line="240" w:lineRule="auto"/>
+        <w:rPr>
+          <w:sz w:val="28"/>
+          <w:szCs w:val="28"/>
+        </w:rPr>
+      </w:pPr>
+      <w:r>
+        <w:rPr>
+          <w:sz w:val="28"/>
+          <w:szCs w:val="28"/>
+        </w:rPr>
+        <w:t>Система распознаёт эмоции по классификации Пола Экмана: радость, грусть, гнев, страх, удивление и отвращение.</w:t>
+      </w:r>
+    </w:p>
+    <w:p>
+      <w:pPr>
+        <w:spacing w:before="0" w:after="0" w:line="240" w:lineRule="auto"/>
+        <w:rPr>
+          <w:sz w:val="28"/>
+          <w:szCs w:val="28"/>
+        </w:rPr>
+      </w:pPr>
+      <w:r>
+        <w:rPr>
+          <w:sz w:val="28"/>
+          <w:szCs w:val="28"/>
+        </w:rPr>
+        <w:t>Для оптимизации нагрузки на сервер реализован механизм ограничения количества параллельных инференсов, что обеспечивает стабильную работу при одновременном анализе нескольких участников.</w:t>
+      </w:r>
+    </w:p>
+    <w:p>
+      <w:pPr>
+        <w:spacing w:before="0" w:after="0" w:line="240" w:lineRule="auto"/>
+        <w:rPr>
+          <w:sz w:val="28"/>
+          <w:szCs w:val="28"/>
+        </w:rPr>
+      </w:pPr>
+      <w:r>
+        <w:rPr>
+          <w:b/>
+          <w:bCs/>
+          <w:sz w:val="28"/>
+          <w:szCs w:val="28"/>
+        </w:rPr>
+        <w:t>Слайд 16: Модуль распознавания речи (ASR)</w:t>
+      </w:r>
+      <w:r>
+        <w:rPr>
+          <w:sz w:val="28"/>
+          <w:szCs w:val="28"/>
+        </w:rPr>
+        <w:t xml:space="preserve"> Для транскрибации речи используется модель </w:t>
+      </w:r>
+      <w:r>
+        <w:rPr>
+          <w:b/>
+          <w:bCs/>
+          <w:sz w:val="28"/>
+          <w:szCs w:val="28"/>
+        </w:rPr>
+        <w:t>Whisper от OpenAI</w:t>
+      </w:r>
+      <w:r>
+        <w:rPr>
+          <w:sz w:val="28"/>
+          <w:szCs w:val="28"/>
+        </w:rPr>
+        <w:t xml:space="preserve">. Чтобы обеспечить работу в реальном времени на обычном оборудовании, применяется библиотека </w:t>
+      </w:r>
+      <w:r>
+        <w:rPr>
+          <w:b/>
+          <w:bCs/>
+          <w:sz w:val="28"/>
+          <w:szCs w:val="28"/>
+        </w:rPr>
+        <w:t>faster-whisper</w:t>
+      </w:r>
+      <w:r>
+        <w:rPr>
+          <w:sz w:val="28"/>
+          <w:szCs w:val="28"/>
+        </w:rPr>
+        <w:t>, которая использует квантование весов и пакетную обработку, что значительно снижает задержки.</w:t>
+      </w:r>
+    </w:p>
+    <w:p>
+      <w:pPr>
+        <w:spacing w:before="0" w:after="0" w:line="240" w:lineRule="auto"/>
+        <w:rPr>
+          <w:sz w:val="28"/>
+          <w:szCs w:val="28"/>
+        </w:rPr>
+      </w:pPr>
+      <w:r>
+        <w:rPr>
+          <w:b/>
+          <w:bCs/>
+          <w:sz w:val="28"/>
+          <w:szCs w:val="28"/>
+        </w:rPr>
+        <w:t>Слайд 17: Анализ тональности текста (NLP)</w:t>
+      </w:r>
+      <w:r>
+        <w:rPr>
+          <w:sz w:val="28"/>
+          <w:szCs w:val="28"/>
+        </w:rPr>
+        <w:t xml:space="preserve"> Помимо акустических признаков, система анализирует смысл сказанного. Транскрибированный текст проходит через модель </w:t>
+      </w:r>
+      <w:r>
+        <w:rPr>
+          <w:b/>
+          <w:bCs/>
+          <w:sz w:val="28"/>
+          <w:szCs w:val="28"/>
+        </w:rPr>
+        <w:t>DistilBERT</w:t>
+      </w:r>
+      <w:r>
+        <w:rPr>
+          <w:sz w:val="28"/>
+          <w:szCs w:val="28"/>
+        </w:rPr>
+        <w:t xml:space="preserve"> для определения тональности: позитивная, нейтральная или негативная. Это позволяет реализовать принцип позднего слияния (late fusion) при формировании </w:t>
+      </w:r>
       <w:r>
         <w:rPr>
           <w:sz w:val="28"/>
           <w:szCs w:val="28"/>
         </w:rPr>
         <w:lastRenderedPageBreak/>
-        <w:t>Система распознаёт эмоции по классификации Пола Экмана: радость, грусть, гнев, страх, удивление и отвращение.</w:t>
-      </w:r>
-    </w:p>
-    <w:p>
-      <w:pPr>
-        <w:spacing w:before="0" w:after="0" w:line="240" w:lineRule="auto"/>
-        <w:rPr>
-          <w:sz w:val="28"/>
-          <w:szCs w:val="28"/>
-        </w:rPr>
-      </w:pPr>
-      <w:r>
-        <w:rPr>
-          <w:sz w:val="28"/>
-          <w:szCs w:val="28"/>
-        </w:rPr>
-        <w:t xml:space="preserve">Для оптимизации нагрузки на сервер реализован механизм ограничения количества параллельных </w:t>
-      </w:r>
-      <w:proofErr w:type="spellStart"/>
-      <w:r>
-        <w:rPr>
-          <w:sz w:val="28"/>
-          <w:szCs w:val="28"/>
-        </w:rPr>
-        <w:t>инференсов</w:t>
-      </w:r>
-      <w:proofErr w:type="spellEnd"/>
-      <w:r>
-        <w:rPr>
-          <w:sz w:val="28"/>
-          <w:szCs w:val="28"/>
-        </w:rPr>
-        <w:t>, что обеспечивает стабильную работу при одновременном анализе нескольких участников.</w:t>
-      </w:r>
-    </w:p>
-    <w:p>
-      <w:pPr>
-        <w:spacing w:before="0" w:after="0" w:line="240" w:lineRule="auto"/>
-        <w:rPr>
-          <w:sz w:val="28"/>
-          <w:szCs w:val="28"/>
-        </w:rPr>
-      </w:pPr>
-      <w:r>
-        <w:rPr>
-          <w:b/>
-          <w:bCs/>
-          <w:sz w:val="28"/>
-          <w:szCs w:val="28"/>
-        </w:rPr>
-        <w:t>Слайд 16: Модуль распознавания речи (ASR</w:t>
-      </w:r>
-      <w:proofErr w:type="gramStart"/>
-      <w:r>
-        <w:rPr>
-          <w:b/>
-          <w:bCs/>
-          <w:sz w:val="28"/>
-          <w:szCs w:val="28"/>
-        </w:rPr>
-        <w:t>)</w:t>
-      </w:r>
-      <w:proofErr w:type="gramEnd"/>
-      <w:r>
-        <w:rPr>
-          <w:sz w:val="28"/>
-          <w:szCs w:val="28"/>
-        </w:rPr>
-        <w:t xml:space="preserve"> Для </w:t>
-      </w:r>
-      <w:proofErr w:type="spellStart"/>
-      <w:r>
-        <w:rPr>
-          <w:sz w:val="28"/>
-          <w:szCs w:val="28"/>
-        </w:rPr>
-        <w:t>транскрибации</w:t>
-      </w:r>
-      <w:proofErr w:type="spellEnd"/>
-      <w:r>
-        <w:rPr>
-          <w:sz w:val="28"/>
-          <w:szCs w:val="28"/>
-        </w:rPr>
-        <w:t xml:space="preserve"> речи используется модель </w:t>
-      </w:r>
-      <w:proofErr w:type="spellStart"/>
-      <w:r>
-        <w:rPr>
-          <w:b/>
-          <w:bCs/>
-          <w:sz w:val="28"/>
-          <w:szCs w:val="28"/>
-        </w:rPr>
-        <w:t>Whisper</w:t>
-      </w:r>
-      <w:proofErr w:type="spellEnd"/>
-      <w:r>
-        <w:rPr>
-          <w:b/>
-          <w:bCs/>
-          <w:sz w:val="28"/>
-          <w:szCs w:val="28"/>
-        </w:rPr>
-        <w:t xml:space="preserve"> от OpenAI</w:t>
-      </w:r>
-      <w:r>
-        <w:rPr>
-          <w:sz w:val="28"/>
-          <w:szCs w:val="28"/>
-        </w:rPr>
-        <w:t xml:space="preserve">. Чтобы обеспечить работу в реальном времени на обычном оборудовании, применяется библиотека </w:t>
-      </w:r>
-      <w:proofErr w:type="spellStart"/>
-      <w:r>
-        <w:rPr>
-          <w:b/>
-          <w:bCs/>
-          <w:sz w:val="28"/>
-          <w:szCs w:val="28"/>
-        </w:rPr>
-        <w:t>faster-whisper</w:t>
-      </w:r>
-      <w:proofErr w:type="spellEnd"/>
-      <w:r>
-        <w:rPr>
-          <w:sz w:val="28"/>
-          <w:szCs w:val="28"/>
-        </w:rPr>
-        <w:t>, которая использует квантование весов и пакетную обработку, что значительно снижает задержки.</w:t>
-      </w:r>
-    </w:p>
-    <w:p>
-      <w:pPr>
-        <w:spacing w:before="0" w:after="0" w:line="240" w:lineRule="auto"/>
-        <w:rPr>
-          <w:sz w:val="28"/>
-          <w:szCs w:val="28"/>
-        </w:rPr>
-      </w:pPr>
-      <w:r>
-        <w:rPr>
-          <w:b/>
-          <w:bCs/>
-          <w:sz w:val="28"/>
-          <w:szCs w:val="28"/>
-        </w:rPr>
-        <w:t>Слайд 17: Анализ тональности текста (NLP</w:t>
-      </w:r>
-      <w:proofErr w:type="gramStart"/>
-      <w:r>
-        <w:rPr>
-          <w:b/>
-          <w:bCs/>
-          <w:sz w:val="28"/>
-          <w:szCs w:val="28"/>
-        </w:rPr>
-        <w:t>)</w:t>
-      </w:r>
-      <w:proofErr w:type="gramEnd"/>
-      <w:r>
-        <w:rPr>
-          <w:sz w:val="28"/>
-          <w:szCs w:val="28"/>
-        </w:rPr>
-        <w:t xml:space="preserve"> Помимо акустических признаков, система анализирует смысл сказанного. Транскрибированный текст проходит через модель </w:t>
-      </w:r>
-      <w:proofErr w:type="spellStart"/>
-      <w:r>
-        <w:rPr>
-          <w:b/>
-          <w:bCs/>
-          <w:sz w:val="28"/>
-          <w:szCs w:val="28"/>
-        </w:rPr>
-        <w:t>DistilBERT</w:t>
-      </w:r>
-      <w:proofErr w:type="spellEnd"/>
-      <w:r>
-        <w:rPr>
-          <w:sz w:val="28"/>
-          <w:szCs w:val="28"/>
-        </w:rPr>
-        <w:t xml:space="preserve"> для определения тональности: позитивная, нейтральная или негативная. Это позволяет реализовать принцип позднего слияния (</w:t>
-      </w:r>
-      <w:proofErr w:type="spellStart"/>
-      <w:r>
-        <w:rPr>
-          <w:sz w:val="28"/>
-          <w:szCs w:val="28"/>
-        </w:rPr>
-        <w:t>late</w:t>
-      </w:r>
-      <w:proofErr w:type="spellEnd"/>
-      <w:r>
-        <w:rPr>
-          <w:sz w:val="28"/>
-          <w:szCs w:val="28"/>
-        </w:rPr>
-        <w:t xml:space="preserve"> </w:t>
-      </w:r>
-      <w:proofErr w:type="spellStart"/>
-      <w:r>
-        <w:rPr>
-          <w:sz w:val="28"/>
-          <w:szCs w:val="28"/>
-        </w:rPr>
-        <w:t>fusion</w:t>
-      </w:r>
-      <w:proofErr w:type="spellEnd"/>
-      <w:r>
-        <w:rPr>
-          <w:sz w:val="28"/>
-          <w:szCs w:val="28"/>
-        </w:rPr>
-        <w:t xml:space="preserve">) при формировании отчёта, сопоставляя то, </w:t>
+        <w:t xml:space="preserve">отчёта, сопоставляя то, </w:t>
       </w:r>
       <w:r>
         <w:rPr>
@@ -1497,37 +756,15 @@
         </w:rPr>
         <w:t xml:space="preserve">Слайд 18: </w:t>
       </w:r>
-      <w:proofErr w:type="spellStart"/>
-      <w:r>
-        <w:rPr>
-          <w:b/>
-          <w:bCs/>
-          <w:sz w:val="28"/>
-          <w:szCs w:val="28"/>
-        </w:rPr>
-        <w:t>MediaPipe</w:t>
-      </w:r>
-      <w:proofErr w:type="spellEnd"/>
-      <w:r>
-        <w:rPr>
-          <w:b/>
-          <w:bCs/>
-          <w:sz w:val="28"/>
-          <w:szCs w:val="28"/>
-        </w:rPr>
-        <w:t xml:space="preserve"> Face </w:t>
-      </w:r>
-      <w:proofErr w:type="spellStart"/>
-      <w:r>
-        <w:rPr>
-          <w:b/>
-          <w:bCs/>
-          <w:sz w:val="28"/>
-          <w:szCs w:val="28"/>
-        </w:rPr>
-        <w:t>Landmarker</w:t>
-      </w:r>
-      <w:proofErr w:type="spellEnd"/>
+      <w:r>
+        <w:rPr>
+          <w:b/>
+          <w:bCs/>
+          <w:sz w:val="28"/>
+          <w:szCs w:val="28"/>
+        </w:rPr>
+        <w:t>MediaPipe Face Landmarker</w:t>
+      </w:r>
       <w:r>
         <w:rPr>
           <w:sz w:val="28"/>
@@ -1549,39 +786,7 @@
           <w:sz w:val="28"/>
           <w:szCs w:val="28"/>
         </w:rPr>
-        <w:t xml:space="preserve">Для более детального анализа мимики в систему интегрирована модель </w:t>
-      </w:r>
-      <w:proofErr w:type="spellStart"/>
-      <w:r>
-        <w:rPr>
-          <w:sz w:val="28"/>
-          <w:szCs w:val="28"/>
-        </w:rPr>
-        <w:t>MediaPipe</w:t>
-      </w:r>
-      <w:proofErr w:type="spellEnd"/>
-      <w:r>
-        <w:rPr>
-          <w:sz w:val="28"/>
-          <w:szCs w:val="28"/>
-        </w:rPr>
-        <w:t xml:space="preserve"> Face </w:t>
-      </w:r>
-      <w:proofErr w:type="spellStart"/>
-      <w:r>
-        <w:rPr>
-          <w:sz w:val="28"/>
-          <w:szCs w:val="28"/>
-        </w:rPr>
-        <w:t>Landmarker</w:t>
-      </w:r>
-      <w:proofErr w:type="spellEnd"/>
-      <w:r>
-        <w:rPr>
-          <w:sz w:val="28"/>
-          <w:szCs w:val="28"/>
-        </w:rPr>
-        <w:t>.</w:t>
+        <w:t>Для более детального анализа мимики в систему интегрирована модель MediaPipe Face Landmarker.</w:t>
       </w:r>
     </w:p>
     <w:p>
@@ -1613,105 +818,89 @@
           <w:sz w:val="28"/>
           <w:szCs w:val="28"/>
         </w:rPr>
+        <w:t>Использование данной модели дополняет базовую классификацию эмоций и позволяет получить более полную картину эмоционального состояния участника.</w:t>
+      </w:r>
+    </w:p>
+    <w:p>
+      <w:pPr>
+        <w:spacing w:before="0" w:after="0" w:line="240" w:lineRule="auto"/>
+        <w:rPr>
+          <w:sz w:val="28"/>
+          <w:szCs w:val="28"/>
+        </w:rPr>
+      </w:pPr>
+      <w:r>
+        <w:rPr>
+          <w:b/>
+          <w:bCs/>
+          <w:sz w:val="28"/>
+          <w:szCs w:val="28"/>
+        </w:rPr>
+        <w:t>Слайд 19: Интерфейс системы</w:t>
+      </w:r>
+      <w:r>
+        <w:rPr>
+          <w:sz w:val="28"/>
+          <w:szCs w:val="28"/>
+        </w:rPr>
+        <w:t xml:space="preserve"> Разработанный интерфейс представляет собой одностраничное приложение. На слайде представлен заполненный интерфейс системы с тестовыми данными: виден список проведённых сессий, аналитика в реальном времени и карточки участников. Интерфейс поддерживает адаптивную вёрстку, тёмную тему и интуитивное управление медиаустройствами.</w:t>
+      </w:r>
+    </w:p>
+    <w:p>
+      <w:pPr>
+        <w:spacing w:before="0" w:after="0" w:line="240" w:lineRule="auto"/>
+        <w:rPr>
+          <w:sz w:val="28"/>
+          <w:szCs w:val="28"/>
+        </w:rPr>
+      </w:pPr>
+      <w:r>
+        <w:rPr>
+          <w:b/>
+          <w:bCs/>
+          <w:sz w:val="28"/>
+          <w:szCs w:val="28"/>
+        </w:rPr>
+        <w:t>Слайд 20: Заключение</w:t>
+      </w:r>
+      <w:r>
+        <w:rPr>
+          <w:sz w:val="28"/>
+          <w:szCs w:val="28"/>
+        </w:rPr>
+        <w:t xml:space="preserve"> В заключение хочу отметить, что </w:t>
+      </w:r>
+      <w:r>
+        <w:rPr>
+          <w:b/>
+          <w:bCs/>
+          <w:sz w:val="28"/>
+          <w:szCs w:val="28"/>
+        </w:rPr>
+        <w:t>цель работы достигнута, все семь задач, поставленных в задании, выполнены в полном объёме</w:t>
+      </w:r>
+      <w:r>
+        <w:rPr>
+          <w:sz w:val="28"/>
+          <w:szCs w:val="28"/>
+        </w:rPr>
+        <w:t>. Разработан и протестирован программный комплекс, который готов к внедрению в HR-процессы. Он позволяет повысить объективность оценки кандидатов и снизить нагрузку на специалистов по персоналу. В перспективе планируется оптимизация потоковой транскрибации и интеграция с корпоративными HRM-системами.</w:t>
+      </w:r>
+    </w:p>
+    <w:p>
+      <w:pPr>
+        <w:spacing w:before="0" w:after="0" w:line="240" w:lineRule="auto"/>
+        <w:rPr>
+          <w:sz w:val="28"/>
+          <w:szCs w:val="28"/>
+        </w:rPr>
+      </w:pPr>
+      <w:r>
+        <w:rPr>
+          <w:sz w:val="28"/>
+          <w:szCs w:val="28"/>
+        </w:rPr>
         <w:lastRenderedPageBreak/>
-        <w:t>Использование данной модели дополняет базовую классификацию эмоций и позволяет получить более полную картину эмоционального состояния участника.</w:t>
-      </w:r>
-    </w:p>
-    <w:p>
-      <w:pPr>
-        <w:spacing w:before="0" w:after="0" w:line="240" w:lineRule="auto"/>
-        <w:rPr>
-          <w:sz w:val="28"/>
-          <w:szCs w:val="28"/>
-        </w:rPr>
-      </w:pPr>
-      <w:r>
-        <w:rPr>
-          <w:b/>
-          <w:bCs/>
-          <w:sz w:val="28"/>
-          <w:szCs w:val="28"/>
-        </w:rPr>
-        <w:t>Слайд 19: Интерфейс системы</w:t>
-      </w:r>
-      <w:r>
-        <w:rPr>
-          <w:sz w:val="28"/>
-          <w:szCs w:val="28"/>
-        </w:rPr>
-        <w:t xml:space="preserve"> Разработанный интерфейс представляет собой одностраничное приложение. На слайде представлен заполненный интерфейс системы с тестовыми данными: виден список проведённых сессий, аналитика в реальном времени и карточки участников. Интерфейс поддерживает адаптивную вёрстку, тёмную тему и интуитивное управление медиаустройствами.</w:t>
-      </w:r>
-    </w:p>
-    <w:p>
-      <w:pPr>
-        <w:spacing w:before="0" w:after="0" w:line="240" w:lineRule="auto"/>
-        <w:rPr>
-          <w:sz w:val="28"/>
-          <w:szCs w:val="28"/>
-        </w:rPr>
-      </w:pPr>
-      <w:r>
-        <w:rPr>
-          <w:b/>
-          <w:bCs/>
-          <w:sz w:val="28"/>
-          <w:szCs w:val="28"/>
-        </w:rPr>
-        <w:t>Слайд 20: Заключение</w:t>
-      </w:r>
-      <w:r>
-        <w:rPr>
-          <w:sz w:val="28"/>
-          <w:szCs w:val="28"/>
-        </w:rPr>
-        <w:t xml:space="preserve"> В заключение хочу отметить, что </w:t>
-      </w:r>
-      <w:r>
-        <w:rPr>
-          <w:b/>
-          <w:bCs/>
-          <w:sz w:val="28"/>
-          <w:szCs w:val="28"/>
-        </w:rPr>
-        <w:t>цель работы достигнута, все семь задач, поставленных в задании, выполнены в полном объёме</w:t>
-      </w:r>
-      <w:r>
-        <w:rPr>
-          <w:sz w:val="28"/>
-          <w:szCs w:val="28"/>
-        </w:rPr>
-        <w:t xml:space="preserve">. Разработан и протестирован программный комплекс, который готов к внедрению в HR-процессы. Он позволяет повысить объективность оценки кандидатов и снизить нагрузку на специалистов по персоналу. В перспективе планируется оптимизация потоковой </w:t>
-      </w:r>
-      <w:proofErr w:type="spellStart"/>
-      <w:r>
-        <w:rPr>
-          <w:sz w:val="28"/>
-          <w:szCs w:val="28"/>
-        </w:rPr>
-        <w:t>транскрибации</w:t>
-      </w:r>
-      <w:proofErr w:type="spellEnd"/>
-      <w:r>
-        <w:rPr>
-          <w:sz w:val="28"/>
-          <w:szCs w:val="28"/>
-        </w:rPr>
-        <w:t xml:space="preserve"> и интеграция с корпоративными HRM-системами.</w:t>
-      </w:r>
-    </w:p>
-    <w:p>
-      <w:pPr>
-        <w:spacing w:before="0" w:after="0" w:line="240" w:lineRule="auto"/>
-        <w:rPr>
-          <w:sz w:val="28"/>
-          <w:szCs w:val="28"/>
-        </w:rPr>
-      </w:pPr>
-      <w:r>
-        <w:rPr>
-          <w:sz w:val="28"/>
-          <w:szCs w:val="28"/>
-        </w:rPr>
         <w:t>Доклад окончен. Спасибо за внимание, готов ответить на ваши вопросы!</w:t>
       </w:r>
     </w:p>

--- a/вкр/Исправленный текст выступления.docx
+++ b/вкр/Исправленный текст выступления.docx
@@ -525,7 +525,7 @@
           <w:sz w:val="28"/>
           <w:szCs w:val="28"/>
         </w:rPr>
-        <w:t xml:space="preserve"> Информационным обеспечением системы выступают обученные модели и конфигурации. Входными данными являются видеопоток с веб-камеры (640×480, 15-30 кадров/с) и аудиопоток с микрофона (16 кГц, моно). Данные обрабатываются в изолированных AI-шлюзах и сохраняются в PostgreSQL с использованием формата JSONB.</w:t>
+        <w:t xml:space="preserve"> Информационным обеспечением системы выступают обученные модели и конфигурации. Входными данными являются видеопоток с веб-камеры и аудиопоток с микрофона Данные обрабатываются в изолированных AI-шлюзах и сохраняются в PostgreSQL с использованием формата JSONB.</w:t>
       </w:r>
     </w:p>
     <w:p>
@@ -616,7 +616,7 @@
           <w:sz w:val="28"/>
           <w:szCs w:val="28"/>
         </w:rPr>
-        <w:t>Слайд 16: Модуль распознавания речи (ASR)</w:t>
+        <w:t>Слайд 16: Модуль распознавания речи</w:t>
       </w:r>
       <w:r>
         <w:rPr>
@@ -673,7 +673,7 @@
           <w:sz w:val="28"/>
           <w:szCs w:val="28"/>
         </w:rPr>
-        <w:t>Слайд 17: Анализ тональности текста (NLP)</w:t>
+        <w:t>Слайд 17: Анализ тональности текста</w:t>
       </w:r>
       <w:r>
         <w:rPr>
@@ -696,15 +696,7 @@
           <w:sz w:val="28"/>
           <w:szCs w:val="28"/>
         </w:rPr>
-        <w:t xml:space="preserve"> для определения тональности: позитивная, нейтральная или негативная. Это позволяет реализовать принцип позднего слияния (late fusion) при формировании </w:t>
-      </w:r>
-      <w:r>
-        <w:rPr>
-          <w:sz w:val="28"/>
-          <w:szCs w:val="28"/>
-        </w:rPr>
-        <w:lastRenderedPageBreak/>
-        <w:t xml:space="preserve">отчёта, сопоставляя то, </w:t>
+        <w:t xml:space="preserve"> для определения тональности: позитивная, нейтральная или негативная. Это позволяет реализовать принцип позднего слияния при формировании отчёта, сопоставляя то, </w:t>
       </w:r>
       <w:r>
         <w:rPr>
@@ -754,6 +746,7 @@
           <w:sz w:val="28"/>
           <w:szCs w:val="28"/>
         </w:rPr>
+        <w:lastRenderedPageBreak/>
         <w:t xml:space="preserve">Слайд 18: </w:t>
       </w:r>
       <w:r>
@@ -900,7 +893,6 @@
           <w:sz w:val="28"/>
           <w:szCs w:val="28"/>
         </w:rPr>
-        <w:lastRenderedPageBreak/>
         <w:t>Доклад окончен. Спасибо за внимание, готов ответить на ваши вопросы!</w:t>
       </w:r>
     </w:p>
